--- a/az/discovery-articles/4.11 Məlumat RNT-si əsasında peyvəndlər.docx
+++ b/az/discovery-articles/4.11 Məlumat RNT-si əsasında peyvəndlər.docx
@@ -8,7 +8,7 @@
         <w:widowControl/>
       </w:pPr>
       <w:r>
-        <w:t>4.11 Məlumat RNT-si əsasında peyvəndlər</w:t>
+        <w:t xml:space="preserve">4.11 mRNT peyvəndləri</w:t>
       </w:r>
     </w:p>
     <w:p>
@@ -40,7 +40,7 @@
         <w:widowControl/>
       </w:pPr>
       <w:r>
-        <w:t>Məlumat RNT-si — mRNT — əsasında peyvəndlər hüceyrələrə müvəqqəti genetik təlimat çatdırır. Hüceyrə xəstəlik törədicisinin zərərsiz bir hissəsini hazırlayır və immun sistemi onu tanımağı öyrənir. COVID-19 peyvəndləri bu texnologiyanın tarixdə görünməmiş sürətlə hazırlanıb tətbiq edilə bildiyini göstərdi.</w:t>
+        <w:t xml:space="preserve">mRNT peyvəndləri hüceyrələrə müvəqqəti genetik təlimat çatdırır. Hüceyrə xəstəlik törədicisinin zərərsiz bir hissəsini hazırlayır və immun sistemi onu tanımağı öyrənir. COVID-19 peyvəndləri bu texnologiyanın tarixdə görünməmiş sürətlə hazırlanıb tətbiq edilə bildiyini göstərdi.</w:t>
       </w:r>
     </w:p>
     <w:p>
@@ -120,7 +120,7 @@
         <w:widowControl/>
       </w:pPr>
       <w:r>
-        <w:t>Kim kəşf edib və ya yaradıb</w:t>
+        <w:t xml:space="preserve">Kim yaradıb</w:t>
       </w:r>
     </w:p>
     <w:p>
@@ -217,7 +217,7 @@
         <w:rPr>
           <w:sz w:val="20"/>
         </w:rPr>
-        <w:t>A Kitablar və əsas elmi əsərlər</w:t>
+        <w:t>Kitablar və əsas elmi əsərlər</w:t>
       </w:r>
     </w:p>
     <w:p>
@@ -240,7 +240,7 @@
         <w:rPr>
           <w:sz w:val="20"/>
         </w:rPr>
-        <w:t>C Qurumların materialları və ensiklopedik mənbələr</w:t>
+        <w:t>Qurumların materialları və ensiklopedik mənbələr</w:t>
       </w:r>
     </w:p>
     <w:p>
@@ -324,7 +324,7 @@
         <w:rPr>
           <w:sz w:val="20"/>
         </w:rPr>
-        <w:t>J Mətbuat elmi kütləvi nəşrlər və ümumi mənbələr</w:t>
+        <w:t>Mətbuat elmi kütləvi nəşrlər və ümumi mənbələr</w:t>
       </w:r>
     </w:p>
     <w:p>
